--- a/docs/development/releases/v1.12.0/sprint-124-word-preview-fidelity/research/corpus/word/07-sections-landscape.docx
+++ b/docs/development/releases/v1.12.0/sprint-124-word-preview-fidelity/research/corpus/word/07-sections-landscape.docx
@@ -55,7 +55,7 @@
           <w:left w:w="10" w:type="dxa"/>
           <w:right w:w="10" w:type="dxa"/>
         </w:tblCellMar>
-        <w:tblLook w:val="0000" w:firstRow="0" w:lastRow="0" w:firstColumn="0" w:lastColumn="0" w:noHBand="0" w:noVBand="0"/>
+        <w:tblLook w:val="04A0" w:firstRow="1" w:lastRow="0" w:firstColumn="1" w:lastColumn="0" w:noHBand="0" w:noVBand="1"/>
       </w:tblPr>
       <w:tblGrid>
         <w:gridCol w:w="1549"/>
@@ -717,10 +717,10 @@
 <file path=word/numbering.xml><?xml version="1.0" encoding="utf-8"?>
 <w:numbering xmlns:wpc="http://schemas.microsoft.com/office/word/2010/wordprocessingCanvas" xmlns:cx="http://schemas.microsoft.com/office/drawing/2014/chartex" xmlns:cx1="http://schemas.microsoft.com/office/drawing/2015/9/8/chartex" xmlns:cx2="http://schemas.microsoft.com/office/drawing/2015/10/21/chartex" xmlns:cx3="http://schemas.microsoft.com/office/drawing/2016/5/9/chartex" xmlns:cx4="http://schemas.microsoft.com/office/drawing/2016/5/10/chartex" xmlns:cx5="http://schemas.microsoft.com/office/drawing/2016/5/11/chartex" xmlns:cx6="http://schemas.microsoft.com/office/drawing/2016/5/12/chartex" xmlns:cx7="http://schemas.microsoft.com/office/drawing/2016/5/13/chartex" xmlns:cx8="http://schemas.microsoft.com/office/drawing/2016/5/14/chartex" xmlns:mc="http://schemas.openxmlformats.org/markup-compatibility/2006" xmlns:m="http://schemas.openxmlformats.org/officeDocument/2006/math" xmlns:aink="http://schemas.microsoft.com/office/drawing/2016/ink" xmlns:am3d="http://schemas.microsoft.com/office/drawing/2017/model3d" xmlns:oel="http://schemas.microsoft.com/office/2019/extlst" xmlns:r="http://schemas.openxmlformats.org/officeDocument/2006/relationships" xmlns:wp14="http://schemas.microsoft.com/office/word/2010/wordprocessingDrawing" xmlns:wp="http://schemas.openxmlformats.org/drawingml/2006/wordprocessingDrawing" xmlns:wpg="http://schemas.microsoft.com/office/word/2010/wordprocessingGroup" xmlns:wpi="http://schemas.microsoft.com/office/word/2010/wordprocessingInk" xmlns:wps="http://schemas.microsoft.com/office/word/2010/wordprocessingShape" xmlns:o="urn:schemas-microsoft-com:office:office" xmlns:v="urn:schemas-microsoft-com:vml" xmlns:w10="urn:schemas-microsoft-com:office:word" xmlns:w="http://schemas.openxmlformats.org/wordprocessingml/2006/main" xmlns:w14="http://schemas.microsoft.com/office/word/2010/wordml" xmlns:w15="http://schemas.microsoft.com/office/word/2012/wordml" xmlns:w16cex="http://schemas.microsoft.com/office/word/2018/wordml/cex" xmlns:w16cid="http://schemas.microsoft.com/office/word/2016/wordml/cid" xmlns:w16="http://schemas.microsoft.com/office/word/2018/wordml" xmlns:w16sdtdh="http://schemas.microsoft.com/office/word/2020/wordml/sdtdatahash" xmlns:w16sdtfl="http://schemas.microsoft.com/office/word/2024/wordml/sdtformatlock" xmlns:w16se="http://schemas.microsoft.com/office/word/2015/wordml/symex" xmlns:w16du="http://schemas.microsoft.com/office/word/2023/wordml/word16du" xmlns:wne="http://schemas.microsoft.com/office/word/2006/wordml" mc:Ignorable="w14 w15 w16se w16cid w16 w16cex w16sdtdh w16sdtfl w16du wp14">
   <w:abstractNum w:abstractNumId="0" w15:restartNumberingAfterBreak="0">
-    <w:nsid w:val="19201E21"/>
+    <w:nsid w:val="28CD67D1"/>
     <w:multiLevelType w:val="hybridMultilevel"/>
-    <w:tmpl w:val="000C3268"/>
-    <w:lvl w:ilvl="0" w:tplc="0EE23CC8">
+    <w:tmpl w:val="F70C3E70"/>
+    <w:lvl w:ilvl="0" w:tplc="B6F689E0">
       <w:start w:val="1"/>
       <w:numFmt w:val="bullet"/>
       <w:lvlText w:val="●"/>
@@ -729,7 +729,7 @@
         <w:ind w:left="720" w:hanging="360"/>
       </w:pPr>
     </w:lvl>
-    <w:lvl w:ilvl="1" w:tplc="3924A75A">
+    <w:lvl w:ilvl="1" w:tplc="0204AE6E">
       <w:start w:val="1"/>
       <w:numFmt w:val="bullet"/>
       <w:lvlText w:val="○"/>
@@ -738,7 +738,7 @@
         <w:ind w:left="1440" w:hanging="360"/>
       </w:pPr>
     </w:lvl>
-    <w:lvl w:ilvl="2" w:tplc="B7C81C78">
+    <w:lvl w:ilvl="2" w:tplc="42E0E79A">
       <w:start w:val="1"/>
       <w:numFmt w:val="bullet"/>
       <w:lvlText w:val="■"/>
@@ -747,7 +747,7 @@
         <w:ind w:left="2160" w:hanging="360"/>
       </w:pPr>
     </w:lvl>
-    <w:lvl w:ilvl="3" w:tplc="A7063486">
+    <w:lvl w:ilvl="3" w:tplc="AE489854">
       <w:start w:val="1"/>
       <w:numFmt w:val="bullet"/>
       <w:lvlText w:val="●"/>
@@ -756,7 +756,7 @@
         <w:ind w:left="2880" w:hanging="360"/>
       </w:pPr>
     </w:lvl>
-    <w:lvl w:ilvl="4" w:tplc="6F184DD2">
+    <w:lvl w:ilvl="4" w:tplc="674C4F6A">
       <w:start w:val="1"/>
       <w:numFmt w:val="bullet"/>
       <w:lvlText w:val="○"/>
@@ -765,7 +765,7 @@
         <w:ind w:left="3600" w:hanging="360"/>
       </w:pPr>
     </w:lvl>
-    <w:lvl w:ilvl="5" w:tplc="E8F21510">
+    <w:lvl w:ilvl="5" w:tplc="F2C4F380">
       <w:start w:val="1"/>
       <w:numFmt w:val="bullet"/>
       <w:lvlText w:val="■"/>
@@ -774,7 +774,7 @@
         <w:ind w:left="4320" w:hanging="360"/>
       </w:pPr>
     </w:lvl>
-    <w:lvl w:ilvl="6" w:tplc="53626EB4">
+    <w:lvl w:ilvl="6" w:tplc="2CE6CE2E">
       <w:start w:val="1"/>
       <w:numFmt w:val="bullet"/>
       <w:lvlText w:val="●"/>
@@ -783,7 +783,7 @@
         <w:ind w:left="5040" w:hanging="360"/>
       </w:pPr>
     </w:lvl>
-    <w:lvl w:ilvl="7" w:tplc="47B08DCA">
+    <w:lvl w:ilvl="7" w:tplc="692C5CBC">
       <w:start w:val="1"/>
       <w:numFmt w:val="bullet"/>
       <w:lvlText w:val="●"/>
@@ -792,7 +792,7 @@
         <w:ind w:left="5760" w:hanging="360"/>
       </w:pPr>
     </w:lvl>
-    <w:lvl w:ilvl="8" w:tplc="E83CE158">
+    <w:lvl w:ilvl="8" w:tplc="025E0ACA">
       <w:start w:val="1"/>
       <w:numFmt w:val="bullet"/>
       <w:lvlText w:val="●"/>
@@ -802,7 +802,7 @@
       </w:pPr>
     </w:lvl>
   </w:abstractNum>
-  <w:num w:numId="1" w16cid:durableId="927732091">
+  <w:num w:numId="1" w16cid:durableId="257564510">
     <w:abstractNumId w:val="0"/>
     <w:lvlOverride w:ilvl="0">
       <w:startOverride w:val="1"/>
